--- a/docs/meetings/2026-09-01_Phan_hoi_gop_y_GV.docx
+++ b/docs/meetings/2026-09-01_Phan_hoi_gop_y_GV.docx
@@ -2014,6 +2014,1767 @@
         <w:rPr>
           <w:rtl w:val="0"/>
         </w:rPr>
+      </w:r>
+    </w:p>
+    <w:p>
+      <w:pPr>
+        <w:pStyle w:val="Heading1"/>
+        <w:spacing w:after="120" w:lineRule="auto"/>
+        <w:rPr>
+          <w:color w:val="000000"/>
+        </w:rPr>
+      </w:pPr>
+      <w:r>
+        <w:rPr>
+          <w:color w:val="000000"/>
+          <w:rtl w:val="0"/>
+        </w:rPr>
+        <w:t xml:space="preserve">2. Nội dung thực hiện trong tuần (01/09 – 08/09/2026)</w:t>
+      </w:r>
+    </w:p>
+    <w:p>
+      <w:pPr>
+        <w:spacing w:after="160" w:line="300" w:lineRule="auto"/>
+        <w:rPr>
+          <w:color w:val="000000"/>
+        </w:rPr>
+      </w:pPr>
+      <w:r>
+        <w:rPr>
+          <w:color w:val="000000"/>
+          <w:rtl w:val="0"/>
+        </w:rPr>
+        <w:t xml:space="preserve">Ba nội dung ở mục 1 đã được chốt, gồm định nghĩa bài toán, bộ độ đo và danh sách baseline. Tuần này nhóm chuyển sang giai đoạn chuẩn bị dữ liệu và khung thực nghiệm, tương ứng Bước 1 đến Bước 4 trong quy trình thực hiện đề tài. Nguyên tắc xuyên suốt tuần: mọi quyết định ảnh hưởng đến tính công bằng của phần đối sánh ở mục 1.3, gồm quy tắc gán nhãn, cách chia tập và seed ngẫu nhiên, đều phải được chốt và ghi lại thành văn bản trước khi huấn luyện bất kỳ mô hình nào.</w:t>
+      </w:r>
+    </w:p>
+    <w:p>
+      <w:pPr>
+        <w:pStyle w:val="Heading2"/>
+        <w:spacing w:after="160" w:before="300" w:lineRule="auto"/>
+        <w:rPr>
+          <w:color w:val="000000"/>
+        </w:rPr>
+      </w:pPr>
+      <w:r>
+        <w:rPr>
+          <w:color w:val="000000"/>
+          <w:rtl w:val="0"/>
+        </w:rPr>
+        <w:t xml:space="preserve">2.1. Chốt quy tắc gán nhãn possession (việc ưu tiên trước nhất)</w:t>
+      </w:r>
+    </w:p>
+    <w:p>
+      <w:pPr>
+        <w:spacing w:after="160" w:line="300" w:lineRule="auto"/>
+        <w:rPr>
+          <w:color w:val="000000"/>
+        </w:rPr>
+      </w:pPr>
+      <w:r>
+        <w:rPr>
+          <w:color w:val="000000"/>
+          <w:rtl w:val="0"/>
+        </w:rPr>
+        <w:t xml:space="preserve">Đây là quyết định chặn toàn bộ các bước phía sau: cách gán nhãn quy định luôn đơn vị đồ thị ở Bước 3 và cách tổng hợp điểm quan trọng cho từng cầu thủ ở Bước 9. Nếu thay đổi quy tắc sau khi đã huấn luyện, toàn bộ kết quả đối sánh ở mục 1.3 sẽ không còn so sánh được với nhau, nên nhóm đặt việc này lên trước việc viết mã.</w:t>
+      </w:r>
+    </w:p>
+    <w:p>
+      <w:pPr>
+        <w:keepNext w:val="0"/>
+        <w:keepLines w:val="0"/>
+        <w:pageBreakBefore w:val="0"/>
+        <w:widowControl w:val="1"/>
+        <w:numPr>
+          <w:ilvl w:val="0"/>
+          <w:numId w:val="2"/>
+        </w:numPr>
+        <w:pBdr>
+          <w:top w:space="0" w:sz="0" w:val="nil"/>
+          <w:left w:space="0" w:sz="0" w:val="nil"/>
+          <w:bottom w:space="0" w:sz="0" w:val="nil"/>
+          <w:right w:space="0" w:sz="0" w:val="nil"/>
+          <w:between w:space="0" w:sz="0" w:val="nil"/>
+        </w:pBdr>
+        <w:shd w:fill="auto" w:val="clear"/>
+        <w:spacing w:after="100" w:before="0" w:line="300" w:lineRule="auto"/>
+        <w:ind w:left="820" w:right="0" w:hanging="260"/>
+        <w:jc w:val="left"/>
+        <w:rPr>
+          <w:rFonts w:ascii="Times New Roman" w:cs="Times New Roman" w:eastAsia="Times New Roman" w:hAnsi="Times New Roman"/>
+          <w:b w:val="0"/>
+          <w:bCs w:val="0"/>
+          <w:i w:val="0"/>
+          <w:iCs w:val="0"/>
+          <w:smallCaps w:val="0"/>
+          <w:strike w:val="0"/>
+          <w:color w:val="000000"/>
+          <w:sz w:val="21"/>
+          <w:szCs w:val="21"/>
+          <w:u w:val="none"/>
+          <w:shd w:fill="auto" w:val="clear"/>
+          <w:vertAlign w:val="baseline"/>
+        </w:rPr>
+      </w:pPr>
+      <w:r>
+        <w:rPr>
+          <w:b w:val="1"/>
+          <w:rFonts w:ascii="Times New Roman" w:cs="Times New Roman" w:eastAsia="Times New Roman" w:hAnsi="Times New Roman"/>
+          <w:bCs w:val="0"/>
+          <w:i w:val="0"/>
+          <w:iCs w:val="0"/>
+          <w:smallCaps w:val="0"/>
+          <w:strike w:val="0"/>
+          <w:color w:val="000000"/>
+          <w:sz w:val="21"/>
+          <w:szCs w:val="21"/>
+          <w:u w:val="none"/>
+          <w:shd w:fill="auto" w:val="clear"/>
+          <w:vertAlign w:val="baseline"/>
+          <w:rtl w:val="0"/>
+        </w:rPr>
+        <w:t xml:space="preserve">Phương án A — nhãn ở mức possession:</w:t>
+      </w:r>
+      <w:r>
+        <w:rPr>
+          <w:rFonts w:ascii="Times New Roman" w:cs="Times New Roman" w:eastAsia="Times New Roman" w:hAnsi="Times New Roman"/>
+          <w:bCs w:val="0"/>
+          <w:i w:val="0"/>
+          <w:iCs w:val="0"/>
+          <w:smallCaps w:val="0"/>
+          <w:strike w:val="0"/>
+          <w:color w:val="000000"/>
+          <w:sz w:val="21"/>
+          <w:szCs w:val="21"/>
+          <w:u w:val="none"/>
+          <w:shd w:fill="auto" w:val="clear"/>
+          <w:vertAlign w:val="baseline"/>
+          <w:rtl w:val="0"/>
+        </w:rPr>
+        <w:t xml:space="preserve"> gán nhãn 1 nếu possession kết thúc bằng một cú sút. Ưu điểm là một possession ứng với đúng một đồ thị và một nhãn, khớp trực tiếp với bài toán phân loại ở mức đồ thị đã xác nhận ở mục 1.1.</w:t>
+      </w:r>
+    </w:p>
+    <w:p>
+      <w:pPr>
+        <w:keepNext w:val="0"/>
+        <w:keepLines w:val="0"/>
+        <w:pageBreakBefore w:val="0"/>
+        <w:widowControl w:val="1"/>
+        <w:numPr>
+          <w:ilvl w:val="0"/>
+          <w:numId w:val="2"/>
+        </w:numPr>
+        <w:pBdr>
+          <w:top w:space="0" w:sz="0" w:val="nil"/>
+          <w:left w:space="0" w:sz="0" w:val="nil"/>
+          <w:bottom w:space="0" w:sz="0" w:val="nil"/>
+          <w:right w:space="0" w:sz="0" w:val="nil"/>
+          <w:between w:space="0" w:sz="0" w:val="nil"/>
+        </w:pBdr>
+        <w:shd w:fill="auto" w:val="clear"/>
+        <w:spacing w:after="100" w:before="0" w:line="300" w:lineRule="auto"/>
+        <w:ind w:left="820" w:right="0" w:hanging="260"/>
+        <w:jc w:val="left"/>
+        <w:rPr>
+          <w:rFonts w:ascii="Times New Roman" w:cs="Times New Roman" w:eastAsia="Times New Roman" w:hAnsi="Times New Roman"/>
+          <w:b w:val="0"/>
+          <w:bCs w:val="0"/>
+          <w:i w:val="0"/>
+          <w:iCs w:val="0"/>
+          <w:smallCaps w:val="0"/>
+          <w:strike w:val="0"/>
+          <w:color w:val="000000"/>
+          <w:sz w:val="21"/>
+          <w:szCs w:val="21"/>
+          <w:u w:val="none"/>
+          <w:shd w:fill="auto" w:val="clear"/>
+          <w:vertAlign w:val="baseline"/>
+        </w:rPr>
+      </w:pPr>
+      <w:r>
+        <w:rPr>
+          <w:b w:val="1"/>
+          <w:rFonts w:ascii="Times New Roman" w:cs="Times New Roman" w:eastAsia="Times New Roman" w:hAnsi="Times New Roman"/>
+          <w:bCs w:val="0"/>
+          <w:i w:val="0"/>
+          <w:iCs w:val="0"/>
+          <w:smallCaps w:val="0"/>
+          <w:strike w:val="0"/>
+          <w:color w:val="000000"/>
+          <w:sz w:val="21"/>
+          <w:szCs w:val="21"/>
+          <w:u w:val="none"/>
+          <w:shd w:fill="auto" w:val="clear"/>
+          <w:vertAlign w:val="baseline"/>
+          <w:rtl w:val="0"/>
+        </w:rPr>
+        <w:t xml:space="preserve">Phương án B — nhãn ở mức đường chuyền:</w:t>
+      </w:r>
+      <w:r>
+        <w:rPr>
+          <w:rFonts w:ascii="Times New Roman" w:cs="Times New Roman" w:eastAsia="Times New Roman" w:hAnsi="Times New Roman"/>
+          <w:bCs w:val="0"/>
+          <w:i w:val="0"/>
+          <w:iCs w:val="0"/>
+          <w:smallCaps w:val="0"/>
+          <w:strike w:val="0"/>
+          <w:color w:val="000000"/>
+          <w:sz w:val="21"/>
+          <w:szCs w:val="21"/>
+          <w:u w:val="none"/>
+          <w:shd w:fill="auto" w:val="clear"/>
+          <w:vertAlign w:val="baseline"/>
+          <w:rtl w:val="0"/>
+        </w:rPr>
+        <w:t xml:space="preserve"> gán nhãn 1 cho đường chuyền dẫn đến cú sút trong N giây tiếp theo, tương tự cách làm của các mô hình expected threat. Tín hiệu sắc nét hơn, nhưng đơn vị đồ thị phải chuyển sang cửa sổ trượt, làm phức tạp Bước 3 và cách tổng hợp điểm XAI ở Bước 9.</w:t>
+      </w:r>
+    </w:p>
+    <w:p>
+      <w:pPr>
+        <w:keepNext w:val="0"/>
+        <w:keepLines w:val="0"/>
+        <w:pageBreakBefore w:val="0"/>
+        <w:widowControl w:val="1"/>
+        <w:numPr>
+          <w:ilvl w:val="0"/>
+          <w:numId w:val="2"/>
+        </w:numPr>
+        <w:pBdr>
+          <w:top w:space="0" w:sz="0" w:val="nil"/>
+          <w:left w:space="0" w:sz="0" w:val="nil"/>
+          <w:bottom w:space="0" w:sz="0" w:val="nil"/>
+          <w:right w:space="0" w:sz="0" w:val="nil"/>
+          <w:between w:space="0" w:sz="0" w:val="nil"/>
+        </w:pBdr>
+        <w:shd w:fill="auto" w:val="clear"/>
+        <w:spacing w:after="100" w:before="0" w:line="300" w:lineRule="auto"/>
+        <w:ind w:left="820" w:right="0" w:hanging="260"/>
+        <w:jc w:val="left"/>
+        <w:rPr>
+          <w:rFonts w:ascii="Times New Roman" w:cs="Times New Roman" w:eastAsia="Times New Roman" w:hAnsi="Times New Roman"/>
+          <w:b w:val="0"/>
+          <w:bCs w:val="0"/>
+          <w:i w:val="0"/>
+          <w:iCs w:val="0"/>
+          <w:smallCaps w:val="0"/>
+          <w:strike w:val="0"/>
+          <w:color w:val="000000"/>
+          <w:sz w:val="21"/>
+          <w:szCs w:val="21"/>
+          <w:u w:val="none"/>
+          <w:shd w:fill="auto" w:val="clear"/>
+          <w:vertAlign w:val="baseline"/>
+        </w:rPr>
+      </w:pPr>
+      <w:r>
+        <w:rPr>
+          <w:b w:val="1"/>
+          <w:rFonts w:ascii="Times New Roman" w:cs="Times New Roman" w:eastAsia="Times New Roman" w:hAnsi="Times New Roman"/>
+          <w:bCs w:val="0"/>
+          <w:i w:val="0"/>
+          <w:iCs w:val="0"/>
+          <w:smallCaps w:val="0"/>
+          <w:strike w:val="0"/>
+          <w:color w:val="000000"/>
+          <w:sz w:val="21"/>
+          <w:szCs w:val="21"/>
+          <w:u w:val="none"/>
+          <w:shd w:fill="auto" w:val="clear"/>
+          <w:vertAlign w:val="baseline"/>
+          <w:rtl w:val="0"/>
+        </w:rPr>
+        <w:t xml:space="preserve">Căn cứ để chốt:</w:t>
+      </w:r>
+      <w:r>
+        <w:rPr>
+          <w:rFonts w:ascii="Times New Roman" w:cs="Times New Roman" w:eastAsia="Times New Roman" w:hAnsi="Times New Roman"/>
+          <w:bCs w:val="0"/>
+          <w:i w:val="0"/>
+          <w:iCs w:val="0"/>
+          <w:smallCaps w:val="0"/>
+          <w:strike w:val="0"/>
+          <w:color w:val="000000"/>
+          <w:sz w:val="21"/>
+          <w:szCs w:val="21"/>
+          <w:u w:val="none"/>
+          <w:shd w:fill="auto" w:val="clear"/>
+          <w:vertAlign w:val="baseline"/>
+          <w:rtl w:val="0"/>
+        </w:rPr>
+        <w:t xml:space="preserve"> chạy thống kê mô tả trên dữ liệu thật và báo cáo tỉ lệ lớp dương của từng phương án, thay vì chọn theo cảm tính. Chính tỉ lệ này quyết định chiến lược xử lý mất cân bằng lớp đã nêu ở mục 1.2(a).</w:t>
+      </w:r>
+    </w:p>
+    <w:p>
+      <w:pPr>
+        <w:keepNext w:val="0"/>
+        <w:keepLines w:val="0"/>
+        <w:pageBreakBefore w:val="0"/>
+        <w:widowControl w:val="1"/>
+        <w:numPr>
+          <w:ilvl w:val="0"/>
+          <w:numId w:val="2"/>
+        </w:numPr>
+        <w:pBdr>
+          <w:top w:space="0" w:sz="0" w:val="nil"/>
+          <w:left w:space="0" w:sz="0" w:val="nil"/>
+          <w:bottom w:space="0" w:sz="0" w:val="nil"/>
+          <w:right w:space="0" w:sz="0" w:val="nil"/>
+          <w:between w:space="0" w:sz="0" w:val="nil"/>
+        </w:pBdr>
+        <w:shd w:fill="auto" w:val="clear"/>
+        <w:spacing w:after="100" w:before="0" w:line="300" w:lineRule="auto"/>
+        <w:ind w:left="820" w:right="0" w:hanging="260"/>
+        <w:jc w:val="left"/>
+        <w:rPr>
+          <w:rFonts w:ascii="Times New Roman" w:cs="Times New Roman" w:eastAsia="Times New Roman" w:hAnsi="Times New Roman"/>
+          <w:b w:val="0"/>
+          <w:bCs w:val="0"/>
+          <w:i w:val="0"/>
+          <w:iCs w:val="0"/>
+          <w:smallCaps w:val="0"/>
+          <w:strike w:val="0"/>
+          <w:color w:val="000000"/>
+          <w:sz w:val="21"/>
+          <w:szCs w:val="21"/>
+          <w:u w:val="none"/>
+          <w:shd w:fill="auto" w:val="clear"/>
+          <w:vertAlign w:val="baseline"/>
+        </w:rPr>
+      </w:pPr>
+      <w:r>
+        <w:rPr>
+          <w:b w:val="1"/>
+          <w:rFonts w:ascii="Times New Roman" w:cs="Times New Roman" w:eastAsia="Times New Roman" w:hAnsi="Times New Roman"/>
+          <w:bCs w:val="0"/>
+          <w:i w:val="0"/>
+          <w:iCs w:val="0"/>
+          <w:smallCaps w:val="0"/>
+          <w:strike w:val="0"/>
+          <w:color w:val="000000"/>
+          <w:sz w:val="21"/>
+          <w:szCs w:val="21"/>
+          <w:u w:val="none"/>
+          <w:shd w:fill="auto" w:val="clear"/>
+          <w:vertAlign w:val="baseline"/>
+          <w:rtl w:val="0"/>
+        </w:rPr>
+        <w:t xml:space="preserve">Chốt kèm mục tiêu dự đoán:</w:t>
+      </w:r>
+      <w:r>
+        <w:rPr>
+          <w:rFonts w:ascii="Times New Roman" w:cs="Times New Roman" w:eastAsia="Times New Roman" w:hAnsi="Times New Roman"/>
+          <w:bCs w:val="0"/>
+          <w:i w:val="0"/>
+          <w:iCs w:val="0"/>
+          <w:smallCaps w:val="0"/>
+          <w:strike w:val="0"/>
+          <w:color w:val="000000"/>
+          <w:sz w:val="21"/>
+          <w:szCs w:val="21"/>
+          <w:u w:val="none"/>
+          <w:shd w:fill="auto" w:val="clear"/>
+          <w:vertAlign w:val="baseline"/>
+          <w:rtl w:val="0"/>
+        </w:rPr>
+        <w:t xml:space="preserve"> dừng ở cú sút hay mở rộng tới bàn thắng. Nếu lấy bàn thắng, lớp dương sẽ hiếm hơn nhiều và AUC-PR trở nên rất nhạy với cỡ mẫu.</w:t>
+      </w:r>
+    </w:p>
+    <w:p>
+      <w:pPr>
+        <w:keepNext w:val="0"/>
+        <w:keepLines w:val="0"/>
+        <w:pageBreakBefore w:val="0"/>
+        <w:widowControl w:val="1"/>
+        <w:numPr>
+          <w:ilvl w:val="0"/>
+          <w:numId w:val="2"/>
+        </w:numPr>
+        <w:pBdr>
+          <w:top w:space="0" w:sz="0" w:val="nil"/>
+          <w:left w:space="0" w:sz="0" w:val="nil"/>
+          <w:bottom w:space="0" w:sz="0" w:val="nil"/>
+          <w:right w:space="0" w:sz="0" w:val="nil"/>
+          <w:between w:space="0" w:sz="0" w:val="nil"/>
+        </w:pBdr>
+        <w:shd w:fill="auto" w:val="clear"/>
+        <w:spacing w:after="100" w:before="0" w:line="300" w:lineRule="auto"/>
+        <w:ind w:left="820" w:right="0" w:hanging="260"/>
+        <w:jc w:val="left"/>
+        <w:rPr>
+          <w:rFonts w:ascii="Times New Roman" w:cs="Times New Roman" w:eastAsia="Times New Roman" w:hAnsi="Times New Roman"/>
+          <w:b w:val="0"/>
+          <w:bCs w:val="0"/>
+          <w:i w:val="0"/>
+          <w:iCs w:val="0"/>
+          <w:smallCaps w:val="0"/>
+          <w:strike w:val="0"/>
+          <w:color w:val="000000"/>
+          <w:sz w:val="21"/>
+          <w:szCs w:val="21"/>
+          <w:u w:val="none"/>
+          <w:shd w:fill="auto" w:val="clear"/>
+          <w:vertAlign w:val="baseline"/>
+        </w:rPr>
+      </w:pPr>
+      <w:r>
+        <w:rPr>
+          <w:b w:val="1"/>
+          <w:rFonts w:ascii="Times New Roman" w:cs="Times New Roman" w:eastAsia="Times New Roman" w:hAnsi="Times New Roman"/>
+          <w:bCs w:val="0"/>
+          <w:i w:val="0"/>
+          <w:iCs w:val="0"/>
+          <w:smallCaps w:val="0"/>
+          <w:strike w:val="0"/>
+          <w:color w:val="000000"/>
+          <w:sz w:val="21"/>
+          <w:szCs w:val="21"/>
+          <w:u w:val="none"/>
+          <w:shd w:fill="auto" w:val="clear"/>
+          <w:vertAlign w:val="baseline"/>
+          <w:rtl w:val="0"/>
+        </w:rPr>
+        <w:t xml:space="preserve">Cách lưu quyết định:</w:t>
+      </w:r>
+      <w:r>
+        <w:rPr>
+          <w:rFonts w:ascii="Times New Roman" w:cs="Times New Roman" w:eastAsia="Times New Roman" w:hAnsi="Times New Roman"/>
+          <w:bCs w:val="0"/>
+          <w:i w:val="0"/>
+          <w:iCs w:val="0"/>
+          <w:smallCaps w:val="0"/>
+          <w:strike w:val="0"/>
+          <w:color w:val="000000"/>
+          <w:sz w:val="21"/>
+          <w:szCs w:val="21"/>
+          <w:u w:val="none"/>
+          <w:shd w:fill="auto" w:val="clear"/>
+          <w:vertAlign w:val="baseline"/>
+          <w:rtl w:val="0"/>
+        </w:rPr>
+        <w:t xml:space="preserve"> ghi thành biên bản quyết định trong hồ sơ đề tài, kèm ngày chốt và lý do, để cố định cho toàn bộ các tuần sau.</w:t>
+      </w:r>
+    </w:p>
+    <w:p>
+      <w:pPr>
+        <w:pStyle w:val="Heading2"/>
+        <w:spacing w:after="160" w:before="300" w:lineRule="auto"/>
+        <w:rPr>
+          <w:color w:val="000000"/>
+        </w:rPr>
+      </w:pPr>
+      <w:r>
+        <w:rPr>
+          <w:color w:val="000000"/>
+          <w:rtl w:val="0"/>
+        </w:rPr>
+        <w:t xml:space="preserve">2.2. Thu thập và tiền xử lý dữ liệu (Bước 1 – 2)</w:t>
+      </w:r>
+    </w:p>
+    <w:p>
+      <w:pPr>
+        <w:keepNext w:val="0"/>
+        <w:keepLines w:val="0"/>
+        <w:pageBreakBefore w:val="0"/>
+        <w:widowControl w:val="1"/>
+        <w:numPr>
+          <w:ilvl w:val="0"/>
+          <w:numId w:val="2"/>
+        </w:numPr>
+        <w:pBdr>
+          <w:top w:space="0" w:sz="0" w:val="nil"/>
+          <w:left w:space="0" w:sz="0" w:val="nil"/>
+          <w:bottom w:space="0" w:sz="0" w:val="nil"/>
+          <w:right w:space="0" w:sz="0" w:val="nil"/>
+          <w:between w:space="0" w:sz="0" w:val="nil"/>
+        </w:pBdr>
+        <w:shd w:fill="auto" w:val="clear"/>
+        <w:spacing w:after="100" w:before="0" w:line="300" w:lineRule="auto"/>
+        <w:ind w:left="820" w:right="0" w:hanging="260"/>
+        <w:jc w:val="left"/>
+        <w:rPr>
+          <w:rFonts w:ascii="Times New Roman" w:cs="Times New Roman" w:eastAsia="Times New Roman" w:hAnsi="Times New Roman"/>
+          <w:b w:val="0"/>
+          <w:bCs w:val="0"/>
+          <w:i w:val="0"/>
+          <w:iCs w:val="0"/>
+          <w:smallCaps w:val="0"/>
+          <w:strike w:val="0"/>
+          <w:color w:val="000000"/>
+          <w:sz w:val="21"/>
+          <w:szCs w:val="21"/>
+          <w:u w:val="none"/>
+          <w:shd w:fill="auto" w:val="clear"/>
+          <w:vertAlign w:val="baseline"/>
+        </w:rPr>
+      </w:pPr>
+      <w:r>
+        <w:rPr>
+          <w:rFonts w:ascii="Times New Roman" w:cs="Times New Roman" w:eastAsia="Times New Roman" w:hAnsi="Times New Roman"/>
+          <w:bCs w:val="0"/>
+          <w:i w:val="0"/>
+          <w:iCs w:val="0"/>
+          <w:smallCaps w:val="0"/>
+          <w:strike w:val="0"/>
+          <w:color w:val="000000"/>
+          <w:sz w:val="21"/>
+          <w:szCs w:val="21"/>
+          <w:u w:val="none"/>
+          <w:shd w:fill="auto" w:val="clear"/>
+          <w:vertAlign w:val="baseline"/>
+          <w:rtl w:val="0"/>
+        </w:rPr>
+        <w:t xml:space="preserve">Giữ nguyên một nguồn dữ liệu duy nhất là StatsBomb Open Data, phạm vi bắt đầu từ Bundesliga 2023/24 và UEFA Champions League, lấy qua thư viện statsbombpy để bảo đảm tính nhất quán của định dạng sự kiện.</w:t>
+      </w:r>
+    </w:p>
+    <w:p>
+      <w:pPr>
+        <w:keepNext w:val="0"/>
+        <w:keepLines w:val="0"/>
+        <w:pageBreakBefore w:val="0"/>
+        <w:widowControl w:val="1"/>
+        <w:numPr>
+          <w:ilvl w:val="0"/>
+          <w:numId w:val="2"/>
+        </w:numPr>
+        <w:pBdr>
+          <w:top w:space="0" w:sz="0" w:val="nil"/>
+          <w:left w:space="0" w:sz="0" w:val="nil"/>
+          <w:bottom w:space="0" w:sz="0" w:val="nil"/>
+          <w:right w:space="0" w:sz="0" w:val="nil"/>
+          <w:between w:space="0" w:sz="0" w:val="nil"/>
+        </w:pBdr>
+        <w:shd w:fill="auto" w:val="clear"/>
+        <w:spacing w:after="100" w:before="0" w:line="300" w:lineRule="auto"/>
+        <w:ind w:left="820" w:right="0" w:hanging="260"/>
+        <w:jc w:val="left"/>
+        <w:rPr>
+          <w:rFonts w:ascii="Times New Roman" w:cs="Times New Roman" w:eastAsia="Times New Roman" w:hAnsi="Times New Roman"/>
+          <w:b w:val="0"/>
+          <w:bCs w:val="0"/>
+          <w:i w:val="0"/>
+          <w:iCs w:val="0"/>
+          <w:smallCaps w:val="0"/>
+          <w:strike w:val="0"/>
+          <w:color w:val="000000"/>
+          <w:sz w:val="21"/>
+          <w:szCs w:val="21"/>
+          <w:u w:val="none"/>
+          <w:shd w:fill="auto" w:val="clear"/>
+          <w:vertAlign w:val="baseline"/>
+        </w:rPr>
+      </w:pPr>
+      <w:r>
+        <w:rPr>
+          <w:rFonts w:ascii="Times New Roman" w:cs="Times New Roman" w:eastAsia="Times New Roman" w:hAnsi="Times New Roman"/>
+          <w:bCs w:val="0"/>
+          <w:i w:val="0"/>
+          <w:iCs w:val="0"/>
+          <w:smallCaps w:val="0"/>
+          <w:strike w:val="0"/>
+          <w:color w:val="000000"/>
+          <w:sz w:val="21"/>
+          <w:szCs w:val="21"/>
+          <w:u w:val="none"/>
+          <w:shd w:fill="auto" w:val="clear"/>
+          <w:vertAlign w:val="baseline"/>
+          <w:rtl w:val="0"/>
+        </w:rPr>
+        <w:t xml:space="preserve">Chỉ giữ các loại sự kiện phục vụ dựng mạng chuyền bóng gồm Pass, Shot, Carry, Dribble, Ball Receipt và Dispossessed; lấy kèm đội hình xuất phát để bổ sung đặc trưng vị trí thi đấu cho đỉnh.</w:t>
+      </w:r>
+    </w:p>
+    <w:p>
+      <w:pPr>
+        <w:keepNext w:val="0"/>
+        <w:keepLines w:val="0"/>
+        <w:pageBreakBefore w:val="0"/>
+        <w:widowControl w:val="1"/>
+        <w:numPr>
+          <w:ilvl w:val="0"/>
+          <w:numId w:val="2"/>
+        </w:numPr>
+        <w:pBdr>
+          <w:top w:space="0" w:sz="0" w:val="nil"/>
+          <w:left w:space="0" w:sz="0" w:val="nil"/>
+          <w:bottom w:space="0" w:sz="0" w:val="nil"/>
+          <w:right w:space="0" w:sz="0" w:val="nil"/>
+          <w:between w:space="0" w:sz="0" w:val="nil"/>
+        </w:pBdr>
+        <w:shd w:fill="auto" w:val="clear"/>
+        <w:spacing w:after="100" w:before="0" w:line="300" w:lineRule="auto"/>
+        <w:ind w:left="820" w:right="0" w:hanging="260"/>
+        <w:jc w:val="left"/>
+        <w:rPr>
+          <w:rFonts w:ascii="Times New Roman" w:cs="Times New Roman" w:eastAsia="Times New Roman" w:hAnsi="Times New Roman"/>
+          <w:b w:val="0"/>
+          <w:bCs w:val="0"/>
+          <w:i w:val="0"/>
+          <w:iCs w:val="0"/>
+          <w:smallCaps w:val="0"/>
+          <w:strike w:val="0"/>
+          <w:color w:val="000000"/>
+          <w:sz w:val="21"/>
+          <w:szCs w:val="21"/>
+          <w:u w:val="none"/>
+          <w:shd w:fill="auto" w:val="clear"/>
+          <w:vertAlign w:val="baseline"/>
+        </w:rPr>
+      </w:pPr>
+      <w:r>
+        <w:rPr>
+          <w:rFonts w:ascii="Times New Roman" w:cs="Times New Roman" w:eastAsia="Times New Roman" w:hAnsi="Times New Roman"/>
+          <w:bCs w:val="0"/>
+          <w:i w:val="0"/>
+          <w:iCs w:val="0"/>
+          <w:smallCaps w:val="0"/>
+          <w:strike w:val="0"/>
+          <w:color w:val="000000"/>
+          <w:sz w:val="21"/>
+          <w:szCs w:val="21"/>
+          <w:u w:val="none"/>
+          <w:shd w:fill="auto" w:val="clear"/>
+          <w:vertAlign w:val="baseline"/>
+          <w:rtl w:val="0"/>
+        </w:rPr>
+        <w:t xml:space="preserve">Lưu nguyên tệp JSON gốc theo cấu trúc giải – mùa – trận để truy vết lại được và không phải tải lại nhiều lần; ghi log số trận, số sự kiện mỗi trận và tỉ lệ trận bị loại.</w:t>
+      </w:r>
+    </w:p>
+    <w:p>
+      <w:pPr>
+        <w:keepNext w:val="0"/>
+        <w:keepLines w:val="0"/>
+        <w:pageBreakBefore w:val="0"/>
+        <w:widowControl w:val="1"/>
+        <w:numPr>
+          <w:ilvl w:val="0"/>
+          <w:numId w:val="2"/>
+        </w:numPr>
+        <w:pBdr>
+          <w:top w:space="0" w:sz="0" w:val="nil"/>
+          <w:left w:space="0" w:sz="0" w:val="nil"/>
+          <w:bottom w:space="0" w:sz="0" w:val="nil"/>
+          <w:right w:space="0" w:sz="0" w:val="nil"/>
+          <w:between w:space="0" w:sz="0" w:val="nil"/>
+        </w:pBdr>
+        <w:shd w:fill="auto" w:val="clear"/>
+        <w:spacing w:after="100" w:before="0" w:line="300" w:lineRule="auto"/>
+        <w:ind w:left="820" w:right="0" w:hanging="260"/>
+        <w:jc w:val="left"/>
+        <w:rPr>
+          <w:rFonts w:ascii="Times New Roman" w:cs="Times New Roman" w:eastAsia="Times New Roman" w:hAnsi="Times New Roman"/>
+          <w:b w:val="0"/>
+          <w:bCs w:val="0"/>
+          <w:i w:val="0"/>
+          <w:iCs w:val="0"/>
+          <w:smallCaps w:val="0"/>
+          <w:strike w:val="0"/>
+          <w:color w:val="000000"/>
+          <w:sz w:val="21"/>
+          <w:szCs w:val="21"/>
+          <w:u w:val="none"/>
+          <w:shd w:fill="auto" w:val="clear"/>
+          <w:vertAlign w:val="baseline"/>
+        </w:rPr>
+      </w:pPr>
+      <w:r>
+        <w:rPr>
+          <w:rFonts w:ascii="Times New Roman" w:cs="Times New Roman" w:eastAsia="Times New Roman" w:hAnsi="Times New Roman"/>
+          <w:bCs w:val="0"/>
+          <w:i w:val="0"/>
+          <w:iCs w:val="0"/>
+          <w:smallCaps w:val="0"/>
+          <w:strike w:val="0"/>
+          <w:color w:val="000000"/>
+          <w:sz w:val="21"/>
+          <w:szCs w:val="21"/>
+          <w:u w:val="none"/>
+          <w:shd w:fill="auto" w:val="clear"/>
+          <w:vertAlign w:val="baseline"/>
+          <w:rtl w:val="0"/>
+        </w:rPr>
+        <w:t xml:space="preserve">Làm sạch dữ liệu: loại possession dưới hai đường chuyền, loại các pha ở hiệp phụ và luân lưu, loại sự kiện thiếu tọa độ thay vì suy diễn giá trị thay thế, tránh đưa nhiễu vào đồ thị.</w:t>
+      </w:r>
+    </w:p>
+    <w:p>
+      <w:pPr>
+        <w:keepNext w:val="0"/>
+        <w:keepLines w:val="0"/>
+        <w:pageBreakBefore w:val="0"/>
+        <w:widowControl w:val="1"/>
+        <w:numPr>
+          <w:ilvl w:val="0"/>
+          <w:numId w:val="2"/>
+        </w:numPr>
+        <w:pBdr>
+          <w:top w:space="0" w:sz="0" w:val="nil"/>
+          <w:left w:space="0" w:sz="0" w:val="nil"/>
+          <w:bottom w:space="0" w:sz="0" w:val="nil"/>
+          <w:right w:space="0" w:sz="0" w:val="nil"/>
+          <w:between w:space="0" w:sz="0" w:val="nil"/>
+        </w:pBdr>
+        <w:shd w:fill="auto" w:val="clear"/>
+        <w:spacing w:after="100" w:before="0" w:line="300" w:lineRule="auto"/>
+        <w:ind w:left="820" w:right="0" w:hanging="260"/>
+        <w:jc w:val="left"/>
+        <w:rPr>
+          <w:rFonts w:ascii="Times New Roman" w:cs="Times New Roman" w:eastAsia="Times New Roman" w:hAnsi="Times New Roman"/>
+          <w:b w:val="0"/>
+          <w:bCs w:val="0"/>
+          <w:i w:val="0"/>
+          <w:iCs w:val="0"/>
+          <w:smallCaps w:val="0"/>
+          <w:strike w:val="0"/>
+          <w:color w:val="000000"/>
+          <w:sz w:val="21"/>
+          <w:szCs w:val="21"/>
+          <w:u w:val="none"/>
+          <w:shd w:fill="auto" w:val="clear"/>
+          <w:vertAlign w:val="baseline"/>
+        </w:rPr>
+      </w:pPr>
+      <w:r>
+        <w:rPr>
+          <w:rFonts w:ascii="Times New Roman" w:cs="Times New Roman" w:eastAsia="Times New Roman" w:hAnsi="Times New Roman"/>
+          <w:bCs w:val="0"/>
+          <w:i w:val="0"/>
+          <w:iCs w:val="0"/>
+          <w:smallCaps w:val="0"/>
+          <w:strike w:val="0"/>
+          <w:color w:val="000000"/>
+          <w:sz w:val="21"/>
+          <w:szCs w:val="21"/>
+          <w:u w:val="none"/>
+          <w:shd w:fill="auto" w:val="clear"/>
+          <w:vertAlign w:val="baseline"/>
+          <w:rtl w:val="0"/>
+        </w:rPr>
+        <w:t xml:space="preserve">Chuẩn hóa tọa độ về sân 120×80 và lật chiều để mọi trận cùng tấn công theo một hướng, bảo đảm mô hình học đúng ngữ nghĩa không gian gần khung thành đối phương.</w:t>
+      </w:r>
+    </w:p>
+    <w:p>
+      <w:pPr>
+        <w:spacing w:after="160" w:line="300" w:lineRule="auto"/>
+        <w:rPr>
+          <w:color w:val="000000"/>
+        </w:rPr>
+      </w:pPr>
+      <w:r>
+        <w:rPr>
+          <w:color w:val="000000"/>
+          <w:rtl w:val="0"/>
+        </w:rPr>
+        <w:t xml:space="preserve">Đầu ra mong đợi của hai bước này là một bảng thống kê mô tả dữ liệu gồm số trận, số possession, độ dài chuỗi chuyền trung bình và tỉ lệ lớp dương. Bảng này vừa là căn cứ định lượng để chốt mục 2.1, vừa dùng trực tiếp cho phần mô tả dữ liệu trong báo cáo cuối kỳ.</w:t>
+      </w:r>
+    </w:p>
+    <w:p>
+      <w:pPr>
+        <w:pStyle w:val="Heading2"/>
+        <w:spacing w:after="160" w:before="300" w:lineRule="auto"/>
+        <w:rPr>
+          <w:color w:val="000000"/>
+        </w:rPr>
+      </w:pPr>
+      <w:r>
+        <w:rPr>
+          <w:color w:val="000000"/>
+          <w:rtl w:val="0"/>
+        </w:rPr>
+        <w:t xml:space="preserve">2.3. Xây dựng đồ thị possession và chia tập dữ liệu (Bước 3 – 4)</w:t>
+      </w:r>
+    </w:p>
+    <w:p>
+      <w:pPr>
+        <w:keepNext w:val="0"/>
+        <w:keepLines w:val="0"/>
+        <w:pageBreakBefore w:val="0"/>
+        <w:widowControl w:val="1"/>
+        <w:numPr>
+          <w:ilvl w:val="0"/>
+          <w:numId w:val="2"/>
+        </w:numPr>
+        <w:pBdr>
+          <w:top w:space="0" w:sz="0" w:val="nil"/>
+          <w:left w:space="0" w:sz="0" w:val="nil"/>
+          <w:bottom w:space="0" w:sz="0" w:val="nil"/>
+          <w:right w:space="0" w:sz="0" w:val="nil"/>
+          <w:between w:space="0" w:sz="0" w:val="nil"/>
+        </w:pBdr>
+        <w:shd w:fill="auto" w:val="clear"/>
+        <w:spacing w:after="100" w:before="0" w:line="300" w:lineRule="auto"/>
+        <w:ind w:left="820" w:right="0" w:hanging="260"/>
+        <w:jc w:val="left"/>
+        <w:rPr>
+          <w:rFonts w:ascii="Times New Roman" w:cs="Times New Roman" w:eastAsia="Times New Roman" w:hAnsi="Times New Roman"/>
+          <w:b w:val="0"/>
+          <w:bCs w:val="0"/>
+          <w:i w:val="0"/>
+          <w:iCs w:val="0"/>
+          <w:smallCaps w:val="0"/>
+          <w:strike w:val="0"/>
+          <w:color w:val="000000"/>
+          <w:sz w:val="21"/>
+          <w:szCs w:val="21"/>
+          <w:u w:val="none"/>
+          <w:shd w:fill="auto" w:val="clear"/>
+          <w:vertAlign w:val="baseline"/>
+        </w:rPr>
+      </w:pPr>
+      <w:r>
+        <w:rPr>
+          <w:rFonts w:ascii="Times New Roman" w:cs="Times New Roman" w:eastAsia="Times New Roman" w:hAnsi="Times New Roman"/>
+          <w:bCs w:val="0"/>
+          <w:i w:val="0"/>
+          <w:iCs w:val="0"/>
+          <w:smallCaps w:val="0"/>
+          <w:strike w:val="0"/>
+          <w:color w:val="000000"/>
+          <w:sz w:val="21"/>
+          <w:szCs w:val="21"/>
+          <w:u w:val="none"/>
+          <w:shd w:fill="auto" w:val="clear"/>
+          <w:vertAlign w:val="baseline"/>
+          <w:rtl w:val="0"/>
+        </w:rPr>
+        <w:t xml:space="preserve">Đỉnh là các cầu thủ có tham gia chính possession đó, đặc trưng gồm vị trí thi đấu, tọa độ trung bình trong pha bóng và số lần chạm bóng.</w:t>
+      </w:r>
+    </w:p>
+    <w:p>
+      <w:pPr>
+        <w:keepNext w:val="0"/>
+        <w:keepLines w:val="0"/>
+        <w:pageBreakBefore w:val="0"/>
+        <w:widowControl w:val="1"/>
+        <w:numPr>
+          <w:ilvl w:val="0"/>
+          <w:numId w:val="2"/>
+        </w:numPr>
+        <w:pBdr>
+          <w:top w:space="0" w:sz="0" w:val="nil"/>
+          <w:left w:space="0" w:sz="0" w:val="nil"/>
+          <w:bottom w:space="0" w:sz="0" w:val="nil"/>
+          <w:right w:space="0" w:sz="0" w:val="nil"/>
+          <w:between w:space="0" w:sz="0" w:val="nil"/>
+        </w:pBdr>
+        <w:shd w:fill="auto" w:val="clear"/>
+        <w:spacing w:after="100" w:before="0" w:line="300" w:lineRule="auto"/>
+        <w:ind w:left="820" w:right="0" w:hanging="260"/>
+        <w:jc w:val="left"/>
+        <w:rPr>
+          <w:rFonts w:ascii="Times New Roman" w:cs="Times New Roman" w:eastAsia="Times New Roman" w:hAnsi="Times New Roman"/>
+          <w:b w:val="0"/>
+          <w:bCs w:val="0"/>
+          <w:i w:val="0"/>
+          <w:iCs w:val="0"/>
+          <w:smallCaps w:val="0"/>
+          <w:strike w:val="0"/>
+          <w:color w:val="000000"/>
+          <w:sz w:val="21"/>
+          <w:szCs w:val="21"/>
+          <w:u w:val="none"/>
+          <w:shd w:fill="auto" w:val="clear"/>
+          <w:vertAlign w:val="baseline"/>
+        </w:rPr>
+      </w:pPr>
+      <w:r>
+        <w:rPr>
+          <w:rFonts w:ascii="Times New Roman" w:cs="Times New Roman" w:eastAsia="Times New Roman" w:hAnsi="Times New Roman"/>
+          <w:bCs w:val="0"/>
+          <w:i w:val="0"/>
+          <w:iCs w:val="0"/>
+          <w:smallCaps w:val="0"/>
+          <w:strike w:val="0"/>
+          <w:color w:val="000000"/>
+          <w:sz w:val="21"/>
+          <w:szCs w:val="21"/>
+          <w:u w:val="none"/>
+          <w:shd w:fill="auto" w:val="clear"/>
+          <w:vertAlign w:val="baseline"/>
+          <w:rtl w:val="0"/>
+        </w:rPr>
+        <w:t xml:space="preserve">Cạnh có hướng biểu diễn một đường chuyền thành công, đặc trưng gồm tọa độ điểm chuyền và điểm nhận, khoảng cách, góc chuyền, loại đường chuyền và thời điểm trong possession.</w:t>
+      </w:r>
+    </w:p>
+    <w:p>
+      <w:pPr>
+        <w:keepNext w:val="0"/>
+        <w:keepLines w:val="0"/>
+        <w:pageBreakBefore w:val="0"/>
+        <w:widowControl w:val="1"/>
+        <w:numPr>
+          <w:ilvl w:val="0"/>
+          <w:numId w:val="2"/>
+        </w:numPr>
+        <w:pBdr>
+          <w:top w:space="0" w:sz="0" w:val="nil"/>
+          <w:left w:space="0" w:sz="0" w:val="nil"/>
+          <w:bottom w:space="0" w:sz="0" w:val="nil"/>
+          <w:right w:space="0" w:sz="0" w:val="nil"/>
+          <w:between w:space="0" w:sz="0" w:val="nil"/>
+        </w:pBdr>
+        <w:shd w:fill="auto" w:val="clear"/>
+        <w:spacing w:after="100" w:before="0" w:line="300" w:lineRule="auto"/>
+        <w:ind w:left="820" w:right="0" w:hanging="260"/>
+        <w:jc w:val="left"/>
+        <w:rPr>
+          <w:rFonts w:ascii="Times New Roman" w:cs="Times New Roman" w:eastAsia="Times New Roman" w:hAnsi="Times New Roman"/>
+          <w:b w:val="0"/>
+          <w:bCs w:val="0"/>
+          <w:i w:val="0"/>
+          <w:iCs w:val="0"/>
+          <w:smallCaps w:val="0"/>
+          <w:strike w:val="0"/>
+          <w:color w:val="000000"/>
+          <w:sz w:val="21"/>
+          <w:szCs w:val="21"/>
+          <w:u w:val="none"/>
+          <w:shd w:fill="auto" w:val="clear"/>
+          <w:vertAlign w:val="baseline"/>
+        </w:rPr>
+      </w:pPr>
+      <w:r>
+        <w:rPr>
+          <w:rFonts w:ascii="Times New Roman" w:cs="Times New Roman" w:eastAsia="Times New Roman" w:hAnsi="Times New Roman"/>
+          <w:bCs w:val="0"/>
+          <w:i w:val="0"/>
+          <w:iCs w:val="0"/>
+          <w:smallCaps w:val="0"/>
+          <w:strike w:val="0"/>
+          <w:color w:val="000000"/>
+          <w:sz w:val="21"/>
+          <w:szCs w:val="21"/>
+          <w:u w:val="none"/>
+          <w:shd w:fill="auto" w:val="clear"/>
+          <w:vertAlign w:val="baseline"/>
+          <w:rtl w:val="0"/>
+        </w:rPr>
+        <w:t xml:space="preserve">Mỗi possession được đóng gói thành một đối tượng đồ thị của PyTorch Geometric với một nhãn duy nhất ở mức đồ thị, lưu lại theo từng giải để không phải dựng lại đồ thị mỗi lần huấn luyện.</w:t>
+      </w:r>
+    </w:p>
+    <w:p>
+      <w:pPr>
+        <w:keepNext w:val="0"/>
+        <w:keepLines w:val="0"/>
+        <w:pageBreakBefore w:val="0"/>
+        <w:widowControl w:val="1"/>
+        <w:numPr>
+          <w:ilvl w:val="0"/>
+          <w:numId w:val="2"/>
+        </w:numPr>
+        <w:pBdr>
+          <w:top w:space="0" w:sz="0" w:val="nil"/>
+          <w:left w:space="0" w:sz="0" w:val="nil"/>
+          <w:bottom w:space="0" w:sz="0" w:val="nil"/>
+          <w:right w:space="0" w:sz="0" w:val="nil"/>
+          <w:between w:space="0" w:sz="0" w:val="nil"/>
+        </w:pBdr>
+        <w:shd w:fill="auto" w:val="clear"/>
+        <w:spacing w:after="100" w:before="0" w:line="300" w:lineRule="auto"/>
+        <w:ind w:left="820" w:right="0" w:hanging="260"/>
+        <w:jc w:val="left"/>
+        <w:rPr>
+          <w:rFonts w:ascii="Times New Roman" w:cs="Times New Roman" w:eastAsia="Times New Roman" w:hAnsi="Times New Roman"/>
+          <w:b w:val="0"/>
+          <w:bCs w:val="0"/>
+          <w:i w:val="0"/>
+          <w:iCs w:val="0"/>
+          <w:smallCaps w:val="0"/>
+          <w:strike w:val="0"/>
+          <w:color w:val="000000"/>
+          <w:sz w:val="21"/>
+          <w:szCs w:val="21"/>
+          <w:u w:val="none"/>
+          <w:shd w:fill="auto" w:val="clear"/>
+          <w:vertAlign w:val="baseline"/>
+        </w:rPr>
+      </w:pPr>
+      <w:r>
+        <w:rPr>
+          <w:rFonts w:ascii="Times New Roman" w:cs="Times New Roman" w:eastAsia="Times New Roman" w:hAnsi="Times New Roman"/>
+          <w:bCs w:val="0"/>
+          <w:i w:val="0"/>
+          <w:iCs w:val="0"/>
+          <w:smallCaps w:val="0"/>
+          <w:strike w:val="0"/>
+          <w:color w:val="000000"/>
+          <w:sz w:val="21"/>
+          <w:szCs w:val="21"/>
+          <w:u w:val="none"/>
+          <w:shd w:fill="auto" w:val="clear"/>
+          <w:vertAlign w:val="baseline"/>
+          <w:rtl w:val="0"/>
+        </w:rPr>
+        <w:t xml:space="preserve">Chia tập theo trận đấu với tỉ lệ 70/15/15 và phân tầng theo tỉ lệ nhãn dương ở cấp trận. Không chia ngẫu nhiên theo possession, vì các pha trong cùng một trận có tương quan về đội hình và chiến thuật nên sẽ gây rò rỉ dữ liệu giữa tập huấn luyện và tập kiểm tra.</w:t>
+      </w:r>
+    </w:p>
+    <w:p>
+      <w:pPr>
+        <w:keepNext w:val="0"/>
+        <w:keepLines w:val="0"/>
+        <w:pageBreakBefore w:val="0"/>
+        <w:widowControl w:val="1"/>
+        <w:numPr>
+          <w:ilvl w:val="0"/>
+          <w:numId w:val="2"/>
+        </w:numPr>
+        <w:pBdr>
+          <w:top w:space="0" w:sz="0" w:val="nil"/>
+          <w:left w:space="0" w:sz="0" w:val="nil"/>
+          <w:bottom w:space="0" w:sz="0" w:val="nil"/>
+          <w:right w:space="0" w:sz="0" w:val="nil"/>
+          <w:between w:space="0" w:sz="0" w:val="nil"/>
+        </w:pBdr>
+        <w:shd w:fill="auto" w:val="clear"/>
+        <w:spacing w:after="100" w:before="0" w:line="300" w:lineRule="auto"/>
+        <w:ind w:left="820" w:right="0" w:hanging="260"/>
+        <w:jc w:val="left"/>
+        <w:rPr>
+          <w:rFonts w:ascii="Times New Roman" w:cs="Times New Roman" w:eastAsia="Times New Roman" w:hAnsi="Times New Roman"/>
+          <w:b w:val="0"/>
+          <w:bCs w:val="0"/>
+          <w:i w:val="0"/>
+          <w:iCs w:val="0"/>
+          <w:smallCaps w:val="0"/>
+          <w:strike w:val="0"/>
+          <w:color w:val="000000"/>
+          <w:sz w:val="21"/>
+          <w:szCs w:val="21"/>
+          <w:u w:val="none"/>
+          <w:shd w:fill="auto" w:val="clear"/>
+          <w:vertAlign w:val="baseline"/>
+        </w:rPr>
+      </w:pPr>
+      <w:r>
+        <w:rPr>
+          <w:rFonts w:ascii="Times New Roman" w:cs="Times New Roman" w:eastAsia="Times New Roman" w:hAnsi="Times New Roman"/>
+          <w:bCs w:val="0"/>
+          <w:i w:val="0"/>
+          <w:iCs w:val="0"/>
+          <w:smallCaps w:val="0"/>
+          <w:strike w:val="0"/>
+          <w:color w:val="000000"/>
+          <w:sz w:val="21"/>
+          <w:szCs w:val="21"/>
+          <w:u w:val="none"/>
+          <w:shd w:fill="auto" w:val="clear"/>
+          <w:vertAlign w:val="baseline"/>
+          <w:rtl w:val="0"/>
+        </w:rPr>
+        <w:t xml:space="preserve">Danh sách mã trận của ba tập được lưu cố định kèm seed và kiểm tra không giao nhau, sau đó dùng chung cho toàn bộ backbone ở Tầng 2 và các baseline phi đồ thị ở Tầng 3(a). Đây là điều kiện bắt buộc để phần đối sánh ở mục 1.3 là công bằng.</w:t>
+      </w:r>
+    </w:p>
+    <w:p>
+      <w:pPr>
+        <w:pStyle w:val="Heading2"/>
+        <w:spacing w:after="160" w:before="300" w:lineRule="auto"/>
+        <w:rPr>
+          <w:color w:val="000000"/>
+        </w:rPr>
+      </w:pPr>
+      <w:r>
+        <w:rPr>
+          <w:color w:val="000000"/>
+          <w:rtl w:val="0"/>
+        </w:rPr>
+        <w:t xml:space="preserve">2.4. Chuẩn bị khung thực nghiệm cho phần đối sánh ba tầng</w:t>
+      </w:r>
+    </w:p>
+    <w:p>
+      <w:pPr>
+        <w:keepNext w:val="0"/>
+        <w:keepLines w:val="0"/>
+        <w:pageBreakBefore w:val="0"/>
+        <w:widowControl w:val="1"/>
+        <w:numPr>
+          <w:ilvl w:val="0"/>
+          <w:numId w:val="2"/>
+        </w:numPr>
+        <w:pBdr>
+          <w:top w:space="0" w:sz="0" w:val="nil"/>
+          <w:left w:space="0" w:sz="0" w:val="nil"/>
+          <w:bottom w:space="0" w:sz="0" w:val="nil"/>
+          <w:right w:space="0" w:sz="0" w:val="nil"/>
+          <w:between w:space="0" w:sz="0" w:val="nil"/>
+        </w:pBdr>
+        <w:shd w:fill="auto" w:val="clear"/>
+        <w:spacing w:after="100" w:before="0" w:line="300" w:lineRule="auto"/>
+        <w:ind w:left="820" w:right="0" w:hanging="260"/>
+        <w:jc w:val="left"/>
+        <w:rPr>
+          <w:rFonts w:ascii="Times New Roman" w:cs="Times New Roman" w:eastAsia="Times New Roman" w:hAnsi="Times New Roman"/>
+          <w:b w:val="0"/>
+          <w:bCs w:val="0"/>
+          <w:i w:val="0"/>
+          <w:iCs w:val="0"/>
+          <w:smallCaps w:val="0"/>
+          <w:strike w:val="0"/>
+          <w:color w:val="000000"/>
+          <w:sz w:val="21"/>
+          <w:szCs w:val="21"/>
+          <w:u w:val="none"/>
+          <w:shd w:fill="auto" w:val="clear"/>
+          <w:vertAlign w:val="baseline"/>
+        </w:rPr>
+      </w:pPr>
+      <w:r>
+        <w:rPr>
+          <w:rFonts w:ascii="Times New Roman" w:cs="Times New Roman" w:eastAsia="Times New Roman" w:hAnsi="Times New Roman"/>
+          <w:bCs w:val="0"/>
+          <w:i w:val="0"/>
+          <w:iCs w:val="0"/>
+          <w:smallCaps w:val="0"/>
+          <w:strike w:val="0"/>
+          <w:color w:val="000000"/>
+          <w:sz w:val="21"/>
+          <w:szCs w:val="21"/>
+          <w:u w:val="none"/>
+          <w:shd w:fill="auto" w:val="clear"/>
+          <w:vertAlign w:val="baseline"/>
+          <w:rtl w:val="0"/>
+        </w:rPr>
+        <w:t xml:space="preserve">Tham số hóa toàn bộ thực nghiệm bằng tệp cấu hình riêng cho dữ liệu, đồ thị, chia tập, huấn luyện và XAI. Đổi backbone chỉ cần đổi cấu hình, không sửa mã nguồn, nhờ đó các mô hình đối sánh chắc chắn chạy trên cùng một điều kiện.</w:t>
+      </w:r>
+    </w:p>
+    <w:p>
+      <w:pPr>
+        <w:keepNext w:val="0"/>
+        <w:keepLines w:val="0"/>
+        <w:pageBreakBefore w:val="0"/>
+        <w:widowControl w:val="1"/>
+        <w:numPr>
+          <w:ilvl w:val="0"/>
+          <w:numId w:val="2"/>
+        </w:numPr>
+        <w:pBdr>
+          <w:top w:space="0" w:sz="0" w:val="nil"/>
+          <w:left w:space="0" w:sz="0" w:val="nil"/>
+          <w:bottom w:space="0" w:sz="0" w:val="nil"/>
+          <w:right w:space="0" w:sz="0" w:val="nil"/>
+          <w:between w:space="0" w:sz="0" w:val="nil"/>
+        </w:pBdr>
+        <w:shd w:fill="auto" w:val="clear"/>
+        <w:spacing w:after="100" w:before="0" w:line="300" w:lineRule="auto"/>
+        <w:ind w:left="820" w:right="0" w:hanging="260"/>
+        <w:jc w:val="left"/>
+        <w:rPr>
+          <w:rFonts w:ascii="Times New Roman" w:cs="Times New Roman" w:eastAsia="Times New Roman" w:hAnsi="Times New Roman"/>
+          <w:b w:val="0"/>
+          <w:bCs w:val="0"/>
+          <w:i w:val="0"/>
+          <w:iCs w:val="0"/>
+          <w:smallCaps w:val="0"/>
+          <w:strike w:val="0"/>
+          <w:color w:val="000000"/>
+          <w:sz w:val="21"/>
+          <w:szCs w:val="21"/>
+          <w:u w:val="none"/>
+          <w:shd w:fill="auto" w:val="clear"/>
+          <w:vertAlign w:val="baseline"/>
+        </w:rPr>
+      </w:pPr>
+      <w:r>
+        <w:rPr>
+          <w:rFonts w:ascii="Times New Roman" w:cs="Times New Roman" w:eastAsia="Times New Roman" w:hAnsi="Times New Roman"/>
+          <w:bCs w:val="0"/>
+          <w:i w:val="0"/>
+          <w:iCs w:val="0"/>
+          <w:smallCaps w:val="0"/>
+          <w:strike w:val="0"/>
+          <w:color w:val="000000"/>
+          <w:sz w:val="21"/>
+          <w:szCs w:val="21"/>
+          <w:u w:val="none"/>
+          <w:shd w:fill="auto" w:val="clear"/>
+          <w:vertAlign w:val="baseline"/>
+          <w:rtl w:val="0"/>
+        </w:rPr>
+        <w:t xml:space="preserve">Thống nhất trước cách ghi log: ghi đầy đủ các độ đo ở mục 1.2(a) theo từng epoch và chạy lặp nhiều seed để báo cáo giá trị trung bình kèm độ lệch chuẩn, thay vì kết luận từ một lần chạy đơn lẻ.</w:t>
+      </w:r>
+    </w:p>
+    <w:p>
+      <w:pPr>
+        <w:keepNext w:val="0"/>
+        <w:keepLines w:val="0"/>
+        <w:pageBreakBefore w:val="0"/>
+        <w:widowControl w:val="1"/>
+        <w:numPr>
+          <w:ilvl w:val="0"/>
+          <w:numId w:val="2"/>
+        </w:numPr>
+        <w:pBdr>
+          <w:top w:space="0" w:sz="0" w:val="nil"/>
+          <w:left w:space="0" w:sz="0" w:val="nil"/>
+          <w:bottom w:space="0" w:sz="0" w:val="nil"/>
+          <w:right w:space="0" w:sz="0" w:val="nil"/>
+          <w:between w:space="0" w:sz="0" w:val="nil"/>
+        </w:pBdr>
+        <w:shd w:fill="auto" w:val="clear"/>
+        <w:spacing w:after="100" w:before="0" w:line="300" w:lineRule="auto"/>
+        <w:ind w:left="820" w:right="0" w:hanging="260"/>
+        <w:jc w:val="left"/>
+        <w:rPr>
+          <w:rFonts w:ascii="Times New Roman" w:cs="Times New Roman" w:eastAsia="Times New Roman" w:hAnsi="Times New Roman"/>
+          <w:b w:val="0"/>
+          <w:bCs w:val="0"/>
+          <w:i w:val="0"/>
+          <w:iCs w:val="0"/>
+          <w:smallCaps w:val="0"/>
+          <w:strike w:val="0"/>
+          <w:color w:val="000000"/>
+          <w:sz w:val="21"/>
+          <w:szCs w:val="21"/>
+          <w:u w:val="none"/>
+          <w:shd w:fill="auto" w:val="clear"/>
+          <w:vertAlign w:val="baseline"/>
+        </w:rPr>
+      </w:pPr>
+      <w:r>
+        <w:rPr>
+          <w:rFonts w:ascii="Times New Roman" w:cs="Times New Roman" w:eastAsia="Times New Roman" w:hAnsi="Times New Roman"/>
+          <w:bCs w:val="0"/>
+          <w:i w:val="0"/>
+          <w:iCs w:val="0"/>
+          <w:smallCaps w:val="0"/>
+          <w:strike w:val="0"/>
+          <w:color w:val="000000"/>
+          <w:sz w:val="21"/>
+          <w:szCs w:val="21"/>
+          <w:u w:val="none"/>
+          <w:shd w:fill="auto" w:val="clear"/>
+          <w:vertAlign w:val="baseline"/>
+          <w:rtl w:val="0"/>
+        </w:rPr>
+        <w:t xml:space="preserve">Tuần này nhóm chưa huấn luyện chính thức. Nhóm chỉ chạy thử trên một đến hai trận để kiểm tra đường ống từ dữ liệu thô qua đồ thị đến mô hình là thông suốt, tránh phát hiện lỗi định dạng khi đã chạy thực nghiệm quy mô lớn.</w:t>
+      </w:r>
+    </w:p>
+    <w:p>
+      <w:pPr>
+        <w:pStyle w:val="Heading2"/>
+        <w:spacing w:after="160" w:before="300" w:lineRule="auto"/>
+        <w:rPr>
+          <w:color w:val="000000"/>
+        </w:rPr>
+      </w:pPr>
+      <w:r>
+        <w:rPr>
+          <w:color w:val="000000"/>
+          <w:rtl w:val="0"/>
+        </w:rPr>
+        <w:t xml:space="preserve">2.5. Sản phẩm bàn giao cuối tuần</w:t>
+      </w:r>
+    </w:p>
+    <w:tbl>
+      <w:tblPr>
+        <w:tblW w:type="auto" w:w="0"/>
+        <w:tblLook w:firstColumn="1" w:firstRow="1" w:lastColumn="0" w:lastRow="0" w:noHBand="0" w:noVBand="1" w:val="04A0"/>
+        <w:tblBorders>
+          <w:top w:val="single" w:sz="6" w:space="0" w:color="BFBFBF"/>
+          <w:left w:val="single" w:sz="6" w:space="0" w:color="BFBFBF"/>
+          <w:bottom w:val="single" w:sz="6" w:space="0" w:color="BFBFBF"/>
+          <w:right w:val="single" w:sz="6" w:space="0" w:color="BFBFBF"/>
+          <w:insideH w:val="single" w:sz="6" w:space="0" w:color="BFBFBF"/>
+          <w:insideV w:val="single" w:sz="6" w:space="0" w:color="BFBFBF"/>
+        </w:tblBorders>
+      </w:tblPr>
+      <w:tblGrid>
+        <w:gridCol w:w="3249"/>
+        <w:gridCol w:w="3249"/>
+        <w:gridCol w:w="3249"/>
+      </w:tblGrid>
+      <w:tr>
+        <w:tc>
+          <w:tcPr>
+            <w:tcW w:type="dxa" w:w="3249"/>
+            <w:shd w:val="clear" w:color="auto" w:fill="F2F2F2"/>
+          </w:tcPr>
+          <w:p>
+            <w:r>
+              <w:rPr>
+                <w:b w:val="1"/>
+                <w:color w:val="000000"/>
+                <w:rtl w:val="0"/>
+              </w:rPr>
+              <w:t xml:space="preserve">Nội dung công việc</w:t>
+            </w:r>
+          </w:p>
+        </w:tc>
+        <w:tc>
+          <w:tcPr>
+            <w:tcW w:type="dxa" w:w="3249"/>
+            <w:shd w:val="clear" w:color="auto" w:fill="F2F2F2"/>
+          </w:tcPr>
+          <w:p>
+            <w:r>
+              <w:rPr>
+                <w:b w:val="1"/>
+                <w:color w:val="000000"/>
+                <w:rtl w:val="0"/>
+              </w:rPr>
+              <w:t xml:space="preserve">Sản phẩm cụ thể</w:t>
+            </w:r>
+          </w:p>
+        </w:tc>
+        <w:tc>
+          <w:tcPr>
+            <w:tcW w:type="dxa" w:w="3249"/>
+            <w:shd w:val="clear" w:color="auto" w:fill="F2F2F2"/>
+          </w:tcPr>
+          <w:p>
+            <w:r>
+              <w:rPr>
+                <w:b w:val="1"/>
+                <w:color w:val="000000"/>
+                <w:rtl w:val="0"/>
+              </w:rPr>
+              <w:t xml:space="preserve">Trạng thái</w:t>
+            </w:r>
+          </w:p>
+        </w:tc>
+      </w:tr>
+      <w:tr>
+        <w:tc>
+          <w:tcPr>
+            <w:tcW w:type="dxa" w:w="3249"/>
+          </w:tcPr>
+          <w:p>
+            <w:r>
+              <w:rPr>
+                <w:color w:val="000000"/>
+                <w:rtl w:val="0"/>
+              </w:rPr>
+              <w:t xml:space="preserve">Quy tắc gán nhãn possession</w:t>
+            </w:r>
+          </w:p>
+        </w:tc>
+        <w:tc>
+          <w:tcPr>
+            <w:tcW w:type="dxa" w:w="3249"/>
+          </w:tcPr>
+          <w:p>
+            <w:r>
+              <w:rPr>
+                <w:color w:val="000000"/>
+                <w:rtl w:val="0"/>
+              </w:rPr>
+              <w:t xml:space="preserve">Biên bản quyết định kèm tỉ lệ lớp dương thực tế của hai phương án</w:t>
+            </w:r>
+          </w:p>
+        </w:tc>
+        <w:tc>
+          <w:tcPr>
+            <w:tcW w:type="dxa" w:w="3249"/>
+          </w:tcPr>
+          <w:p>
+            <w:r>
+              <w:rPr>
+                <w:color w:val="000000"/>
+                <w:rtl w:val="0"/>
+              </w:rPr>
+              <w:t xml:space="preserve">Ưu tiên chốt trong tuần</w:t>
+            </w:r>
+          </w:p>
+        </w:tc>
+      </w:tr>
+      <w:tr>
+        <w:tc>
+          <w:tcPr>
+            <w:tcW w:type="dxa" w:w="3249"/>
+          </w:tcPr>
+          <w:p>
+            <w:r>
+              <w:rPr>
+                <w:color w:val="000000"/>
+                <w:rtl w:val="0"/>
+              </w:rPr>
+              <w:t xml:space="preserve">Thu thập dữ liệu (Bước 1)</w:t>
+            </w:r>
+          </w:p>
+        </w:tc>
+        <w:tc>
+          <w:tcPr>
+            <w:tcW w:type="dxa" w:w="3249"/>
+          </w:tcPr>
+          <w:p>
+            <w:r>
+              <w:rPr>
+                <w:color w:val="000000"/>
+                <w:rtl w:val="0"/>
+              </w:rPr>
+              <w:t xml:space="preserve">Dữ liệu StatsBomb thô đã tải, có log số trận và tỉ lệ trận bị loại</w:t>
+            </w:r>
+          </w:p>
+        </w:tc>
+        <w:tc>
+          <w:tcPr>
+            <w:tcW w:type="dxa" w:w="3249"/>
+          </w:tcPr>
+          <w:p>
+            <w:r>
+              <w:rPr>
+                <w:color w:val="000000"/>
+                <w:rtl w:val="0"/>
+              </w:rPr>
+              <w:t xml:space="preserve">Đang thực hiện</w:t>
+            </w:r>
+          </w:p>
+        </w:tc>
+      </w:tr>
+      <w:tr>
+        <w:tc>
+          <w:tcPr>
+            <w:tcW w:type="dxa" w:w="3249"/>
+          </w:tcPr>
+          <w:p>
+            <w:r>
+              <w:rPr>
+                <w:color w:val="000000"/>
+                <w:rtl w:val="0"/>
+              </w:rPr>
+              <w:t xml:space="preserve">Tiền xử lý (Bước 2)</w:t>
+            </w:r>
+          </w:p>
+        </w:tc>
+        <w:tc>
+          <w:tcPr>
+            <w:tcW w:type="dxa" w:w="3249"/>
+          </w:tcPr>
+          <w:p>
+            <w:r>
+              <w:rPr>
+                <w:color w:val="000000"/>
+                <w:rtl w:val="0"/>
+              </w:rPr>
+              <w:t xml:space="preserve">Tập possession đã làm sạch, chuẩn hóa tọa độ và gán nhãn</w:t>
+            </w:r>
+          </w:p>
+        </w:tc>
+        <w:tc>
+          <w:tcPr>
+            <w:tcW w:type="dxa" w:w="3249"/>
+          </w:tcPr>
+          <w:p>
+            <w:r>
+              <w:rPr>
+                <w:color w:val="000000"/>
+                <w:rtl w:val="0"/>
+              </w:rPr>
+              <w:t xml:space="preserve">Phụ thuộc mục 2.1</w:t>
+            </w:r>
+          </w:p>
+        </w:tc>
+      </w:tr>
+      <w:tr>
+        <w:tc>
+          <w:tcPr>
+            <w:tcW w:type="dxa" w:w="3249"/>
+          </w:tcPr>
+          <w:p>
+            <w:r>
+              <w:rPr>
+                <w:color w:val="000000"/>
+                <w:rtl w:val="0"/>
+              </w:rPr>
+              <w:t xml:space="preserve">Đồ thị possession (Bước 3)</w:t>
+            </w:r>
+          </w:p>
+        </w:tc>
+        <w:tc>
+          <w:tcPr>
+            <w:tcW w:type="dxa" w:w="3249"/>
+          </w:tcPr>
+          <w:p>
+            <w:r>
+              <w:rPr>
+                <w:color w:val="000000"/>
+                <w:rtl w:val="0"/>
+              </w:rPr>
+              <w:t xml:space="preserve">Tập đồ thị đã đóng gói, kèm mô tả đặc trưng đỉnh và cạnh</w:t>
+            </w:r>
+          </w:p>
+        </w:tc>
+        <w:tc>
+          <w:tcPr>
+            <w:tcW w:type="dxa" w:w="3249"/>
+          </w:tcPr>
+          <w:p>
+            <w:r>
+              <w:rPr>
+                <w:color w:val="000000"/>
+                <w:rtl w:val="0"/>
+              </w:rPr>
+              <w:t xml:space="preserve">Phụ thuộc mục 2.1</w:t>
+            </w:r>
+          </w:p>
+        </w:tc>
+      </w:tr>
+      <w:tr>
+        <w:tc>
+          <w:tcPr>
+            <w:tcW w:type="dxa" w:w="3249"/>
+          </w:tcPr>
+          <w:p>
+            <w:r>
+              <w:rPr>
+                <w:color w:val="000000"/>
+                <w:rtl w:val="0"/>
+              </w:rPr>
+              <w:t xml:space="preserve">Chia tập dữ liệu (Bước 4)</w:t>
+            </w:r>
+          </w:p>
+        </w:tc>
+        <w:tc>
+          <w:tcPr>
+            <w:tcW w:type="dxa" w:w="3249"/>
+          </w:tcPr>
+          <w:p>
+            <w:r>
+              <w:rPr>
+                <w:color w:val="000000"/>
+                <w:rtl w:val="0"/>
+              </w:rPr>
+              <w:t xml:space="preserve">Danh sách mã trận của ba tập, cố định seed, đã kiểm tra không giao nhau</w:t>
+            </w:r>
+          </w:p>
+        </w:tc>
+        <w:tc>
+          <w:tcPr>
+            <w:tcW w:type="dxa" w:w="3249"/>
+          </w:tcPr>
+          <w:p>
+            <w:r>
+              <w:rPr>
+                <w:color w:val="000000"/>
+                <w:rtl w:val="0"/>
+              </w:rPr>
+              <w:t xml:space="preserve">Đang thực hiện</w:t>
+            </w:r>
+          </w:p>
+        </w:tc>
+      </w:tr>
+      <w:tr>
+        <w:tc>
+          <w:tcPr>
+            <w:tcW w:type="dxa" w:w="3249"/>
+          </w:tcPr>
+          <w:p>
+            <w:r>
+              <w:rPr>
+                <w:color w:val="000000"/>
+                <w:rtl w:val="0"/>
+              </w:rPr>
+              <w:t xml:space="preserve">Khung thực nghiệm</w:t>
+            </w:r>
+          </w:p>
+        </w:tc>
+        <w:tc>
+          <w:tcPr>
+            <w:tcW w:type="dxa" w:w="3249"/>
+          </w:tcPr>
+          <w:p>
+            <w:r>
+              <w:rPr>
+                <w:color w:val="000000"/>
+                <w:rtl w:val="0"/>
+              </w:rPr>
+              <w:t xml:space="preserve">Bộ tệp cấu hình và quy ước ghi log dùng chung cho ba tầng baseline</w:t>
+            </w:r>
+          </w:p>
+        </w:tc>
+        <w:tc>
+          <w:tcPr>
+            <w:tcW w:type="dxa" w:w="3249"/>
+          </w:tcPr>
+          <w:p>
+            <w:r>
+              <w:rPr>
+                <w:color w:val="000000"/>
+                <w:rtl w:val="0"/>
+              </w:rPr>
+              <w:t xml:space="preserve">Đang thực hiện</w:t>
+            </w:r>
+          </w:p>
+        </w:tc>
+      </w:tr>
+    </w:tbl>
+    <w:p>
+      <w:pPr>
+        <w:pStyle w:val="Heading2"/>
+        <w:spacing w:after="160" w:before="300" w:lineRule="auto"/>
+        <w:rPr>
+          <w:color w:val="000000"/>
+        </w:rPr>
+      </w:pPr>
+      <w:r>
+        <w:rPr>
+          <w:color w:val="000000"/>
+          <w:rtl w:val="0"/>
+        </w:rPr>
+        <w:t xml:space="preserve">2.6. Nội dung xin ý kiến giảng viên ở buổi báo cáo tới</w:t>
+      </w:r>
+    </w:p>
+    <w:p>
+      <w:pPr>
+        <w:keepNext w:val="0"/>
+        <w:keepLines w:val="0"/>
+        <w:pageBreakBefore w:val="0"/>
+        <w:widowControl w:val="1"/>
+        <w:numPr>
+          <w:ilvl w:val="0"/>
+          <w:numId w:val="2"/>
+        </w:numPr>
+        <w:pBdr>
+          <w:top w:space="0" w:sz="0" w:val="nil"/>
+          <w:left w:space="0" w:sz="0" w:val="nil"/>
+          <w:bottom w:space="0" w:sz="0" w:val="nil"/>
+          <w:right w:space="0" w:sz="0" w:val="nil"/>
+          <w:between w:space="0" w:sz="0" w:val="nil"/>
+        </w:pBdr>
+        <w:shd w:fill="auto" w:val="clear"/>
+        <w:spacing w:after="100" w:before="0" w:line="300" w:lineRule="auto"/>
+        <w:ind w:left="820" w:right="0" w:hanging="260"/>
+        <w:jc w:val="left"/>
+        <w:rPr>
+          <w:rFonts w:ascii="Times New Roman" w:cs="Times New Roman" w:eastAsia="Times New Roman" w:hAnsi="Times New Roman"/>
+          <w:b w:val="0"/>
+          <w:bCs w:val="0"/>
+          <w:i w:val="0"/>
+          <w:iCs w:val="0"/>
+          <w:smallCaps w:val="0"/>
+          <w:strike w:val="0"/>
+          <w:color w:val="000000"/>
+          <w:sz w:val="21"/>
+          <w:szCs w:val="21"/>
+          <w:u w:val="none"/>
+          <w:shd w:fill="auto" w:val="clear"/>
+          <w:vertAlign w:val="baseline"/>
+        </w:rPr>
+      </w:pPr>
+      <w:r>
+        <w:rPr>
+          <w:rFonts w:ascii="Times New Roman" w:cs="Times New Roman" w:eastAsia="Times New Roman" w:hAnsi="Times New Roman"/>
+          <w:bCs w:val="0"/>
+          <w:i w:val="0"/>
+          <w:iCs w:val="0"/>
+          <w:smallCaps w:val="0"/>
+          <w:strike w:val="0"/>
+          <w:color w:val="000000"/>
+          <w:sz w:val="21"/>
+          <w:szCs w:val="21"/>
+          <w:u w:val="none"/>
+          <w:shd w:fill="auto" w:val="clear"/>
+          <w:vertAlign w:val="baseline"/>
+          <w:rtl w:val="0"/>
+        </w:rPr>
+        <w:t xml:space="preserve">Chọn phương án gán nhãn A hay B, sau khi nhóm trình bày tỉ lệ lớp dương thực tế của cả hai phương án trên dữ liệu đã tải.</w:t>
+      </w:r>
+    </w:p>
+    <w:p>
+      <w:pPr>
+        <w:keepNext w:val="0"/>
+        <w:keepLines w:val="0"/>
+        <w:pageBreakBefore w:val="0"/>
+        <w:widowControl w:val="1"/>
+        <w:numPr>
+          <w:ilvl w:val="0"/>
+          <w:numId w:val="2"/>
+        </w:numPr>
+        <w:pBdr>
+          <w:top w:space="0" w:sz="0" w:val="nil"/>
+          <w:left w:space="0" w:sz="0" w:val="nil"/>
+          <w:bottom w:space="0" w:sz="0" w:val="nil"/>
+          <w:right w:space="0" w:sz="0" w:val="nil"/>
+          <w:between w:space="0" w:sz="0" w:val="nil"/>
+        </w:pBdr>
+        <w:shd w:fill="auto" w:val="clear"/>
+        <w:spacing w:after="100" w:before="0" w:line="300" w:lineRule="auto"/>
+        <w:ind w:left="820" w:right="0" w:hanging="260"/>
+        <w:jc w:val="left"/>
+        <w:rPr>
+          <w:rFonts w:ascii="Times New Roman" w:cs="Times New Roman" w:eastAsia="Times New Roman" w:hAnsi="Times New Roman"/>
+          <w:b w:val="0"/>
+          <w:bCs w:val="0"/>
+          <w:i w:val="0"/>
+          <w:iCs w:val="0"/>
+          <w:smallCaps w:val="0"/>
+          <w:strike w:val="0"/>
+          <w:color w:val="000000"/>
+          <w:sz w:val="21"/>
+          <w:szCs w:val="21"/>
+          <w:u w:val="none"/>
+          <w:shd w:fill="auto" w:val="clear"/>
+          <w:vertAlign w:val="baseline"/>
+        </w:rPr>
+      </w:pPr>
+      <w:r>
+        <w:rPr>
+          <w:rFonts w:ascii="Times New Roman" w:cs="Times New Roman" w:eastAsia="Times New Roman" w:hAnsi="Times New Roman"/>
+          <w:bCs w:val="0"/>
+          <w:i w:val="0"/>
+          <w:iCs w:val="0"/>
+          <w:smallCaps w:val="0"/>
+          <w:strike w:val="0"/>
+          <w:color w:val="000000"/>
+          <w:sz w:val="21"/>
+          <w:szCs w:val="21"/>
+          <w:u w:val="none"/>
+          <w:shd w:fill="auto" w:val="clear"/>
+          <w:vertAlign w:val="baseline"/>
+          <w:rtl w:val="0"/>
+        </w:rPr>
+        <w:t xml:space="preserve">Mục tiêu dự đoán nên dừng ở cú sút hay mở rộng tới bàn thắng, xét theo cỡ mẫu lớp dương thu được.</w:t>
+      </w:r>
+    </w:p>
+    <w:p>
+      <w:pPr>
+        <w:keepNext w:val="0"/>
+        <w:keepLines w:val="0"/>
+        <w:pageBreakBefore w:val="0"/>
+        <w:widowControl w:val="1"/>
+        <w:numPr>
+          <w:ilvl w:val="0"/>
+          <w:numId w:val="2"/>
+        </w:numPr>
+        <w:pBdr>
+          <w:top w:space="0" w:sz="0" w:val="nil"/>
+          <w:left w:space="0" w:sz="0" w:val="nil"/>
+          <w:bottom w:space="0" w:sz="0" w:val="nil"/>
+          <w:right w:space="0" w:sz="0" w:val="nil"/>
+          <w:between w:space="0" w:sz="0" w:val="nil"/>
+        </w:pBdr>
+        <w:shd w:fill="auto" w:val="clear"/>
+        <w:spacing w:after="100" w:before="0" w:line="300" w:lineRule="auto"/>
+        <w:ind w:left="820" w:right="0" w:hanging="260"/>
+        <w:jc w:val="left"/>
+        <w:rPr>
+          <w:rFonts w:ascii="Times New Roman" w:cs="Times New Roman" w:eastAsia="Times New Roman" w:hAnsi="Times New Roman"/>
+          <w:b w:val="0"/>
+          <w:bCs w:val="0"/>
+          <w:i w:val="0"/>
+          <w:iCs w:val="0"/>
+          <w:smallCaps w:val="0"/>
+          <w:strike w:val="0"/>
+          <w:color w:val="000000"/>
+          <w:sz w:val="21"/>
+          <w:szCs w:val="21"/>
+          <w:u w:val="none"/>
+          <w:shd w:fill="auto" w:val="clear"/>
+          <w:vertAlign w:val="baseline"/>
+        </w:rPr>
+      </w:pPr>
+      <w:r>
+        <w:rPr>
+          <w:rFonts w:ascii="Times New Roman" w:cs="Times New Roman" w:eastAsia="Times New Roman" w:hAnsi="Times New Roman"/>
+          <w:bCs w:val="0"/>
+          <w:i w:val="0"/>
+          <w:iCs w:val="0"/>
+          <w:smallCaps w:val="0"/>
+          <w:strike w:val="0"/>
+          <w:color w:val="000000"/>
+          <w:sz w:val="21"/>
+          <w:szCs w:val="21"/>
+          <w:u w:val="none"/>
+          <w:shd w:fill="auto" w:val="clear"/>
+          <w:vertAlign w:val="baseline"/>
+          <w:rtl w:val="0"/>
+        </w:rPr>
+        <w:t xml:space="preserve">Phạm vi dữ liệu hiện tại đã đủ cỡ mẫu hay cần bổ sung thêm giải đấu khác trong cùng nguồn StatsBomb trước khi bước vào giai đoạn huấn luyện.</w:t>
       </w:r>
     </w:p>
     <w:sectPr>
